--- a/rapports/2026-06-06/EQ34/EQ34_sup_v2/DR_021102000005/05-89-46-62.docx
+++ b/rapports/2026-06-06/EQ34/EQ34_sup_v2/DR_021102000005/05-89-46-62.docx
@@ -297,7 +297,7 @@
           <w:color w:val="1F6FEB"/>
           <w:sz w:val="22"/>
         </w:rPr>
-        <w:t>⚠ INCOHÉRENCES À CORRIGER (58)</w:t>
+        <w:t>⚠ INCOHÉRENCES À CORRIGER (54)</w:t>
       </w:r>
     </w:p>
     <w:tbl>
@@ -544,7 +544,7 @@
                 <w:color w:val="16A34A"/>
                 <w:sz w:val="16"/>
               </w:rPr>
-              <w:t>—</w:t>
+              <w:t>s01q32, s01q36, s01q38, s04q37_modif, s02q33, s02q34, s01q00b</w:t>
             </w:r>
           </w:p>
         </w:tc>
@@ -575,7 +575,7 @@
                 <w:i w:val="0"/>
                 <w:sz w:val="17"/>
               </w:rPr>
-              <w:t>Incohérence!!! seulement les écoles privées paient les frais de scolarité (y compris les frais d'inscription).</w:t>
+              <w:t>Peu probable!!! Vu l'âge (17 ans) de FATOU DIATTA ou l'année à laquelle FATOU DIATTA a fréquenté l'école pour la dernière fois (.) le dernier diplome de FATOU DIATTA ne peut être le Certificat d'études primaires (CEP), prière de corriger cette incohérence ou confirmer avec le QG.</w:t>
             </w:r>
           </w:p>
         </w:tc>
@@ -665,7 +665,7 @@
                 <w:i w:val="0"/>
                 <w:sz w:val="17"/>
               </w:rPr>
-              <w:t>Peu probable!!! Vu l'âge (17 ans) de FATOU DIATTA ou l'année à laquelle FATOU DIATTA a fréquenté l'école pour la dernière fois (.) le dernier diplome de FATOU DIATTA ne peut être le Certificat d'études primaires (CEP), prière de corriger cette incohérence ou confirmer avec le QG.</w:t>
+              <w:t>Peu probable!!! Vu l'âge (20 ans) de KHADY DIATTA ou l'année à laquelle KHADY DIATTA a fréquenté l'école pour la dernière fois (2018) le dernier diplome de KHADY DIATTA ne peut être le Certificat d'études primaires (CEP), prière de corriger cette incohérence ou confirmer avec le QG.</w:t>
             </w:r>
           </w:p>
         </w:tc>
@@ -698,7 +698,7 @@
                 <w:i w:val="0"/>
                 <w:sz w:val="16"/>
               </w:rPr>
-              <w:t>S02</w:t>
+              <w:t>S03</w:t>
               <w:br/>
             </w:r>
             <w:r>
@@ -708,7 +708,7 @@
                 <w:color w:val="64748B"/>
                 <w:sz w:val="14"/>
               </w:rPr>
-              <w:t>Éducation</w:t>
+              <w:t>Santé</w:t>
             </w:r>
           </w:p>
         </w:tc>
@@ -724,7 +724,7 @@
                 <w:color w:val="16A34A"/>
                 <w:sz w:val="16"/>
               </w:rPr>
-              <w:t>s01q32, s01q36, s01q38, s04q37_modif, s02q33, s02q34, s01q00b</w:t>
+              <w:t>s03q14, s03q15, s03q17, s03q18, s03q19, s03q20, s03q21</w:t>
             </w:r>
           </w:p>
         </w:tc>
@@ -755,7 +755,7 @@
                 <w:i w:val="0"/>
                 <w:sz w:val="17"/>
               </w:rPr>
-              <w:t>Peu probable!!! Vu l'âge (20 ans) de KHADY DIATTA ou l'année à laquelle KHADY DIATTA a fréquenté l'école pour la dernière fois (2018) le dernier diplome de KHADY DIATTA ne peut être le Certificat d'études primaires (CEP), prière de corriger cette incohérence ou confirmer avec le QG.</w:t>
+              <w:t>Incoherence!!! FATOUMATA DIATTA a consulté dans un service de santé ou un guérisseur au cours des 3 derniers mois sans hospitalisation (3.13=Oui) mais la depense liée à cette consultation est nulle 0 ou ne sait pas partout dans les questions (s03q14 s03q15 s03q17 s03q18 s03q19 s03q20 s03q21).</w:t>
             </w:r>
           </w:p>
         </w:tc>
@@ -788,7 +788,7 @@
                 <w:i w:val="0"/>
                 <w:sz w:val="16"/>
               </w:rPr>
-              <w:t>S03</w:t>
+              <w:t>S11</w:t>
               <w:br/>
             </w:r>
             <w:r>
@@ -798,7 +798,7 @@
                 <w:color w:val="64748B"/>
                 <w:sz w:val="14"/>
               </w:rPr>
-              <w:t>Santé</w:t>
+              <w:t>Logement / cadre de vie</w:t>
             </w:r>
           </w:p>
         </w:tc>
@@ -814,7 +814,7 @@
                 <w:color w:val="16A34A"/>
                 <w:sz w:val="16"/>
               </w:rPr>
-              <w:t>s03q14, s03q15, s03q17, s03q18, s03q19, s03q20, s03q21</w:t>
+              <w:t>—</w:t>
             </w:r>
           </w:p>
         </w:tc>
@@ -845,7 +845,7 @@
                 <w:i w:val="0"/>
                 <w:sz w:val="17"/>
               </w:rPr>
-              <w:t>Incoherence!!! FATOUMATA DIATTA a consulté dans un service de santé ou un guérisseur au cours des 3 derniers mois sans hospitalisation (3.13=Oui) mais la depense liée à cette consultation est nulle 0 ou ne sait pas partout dans les questions (s03q14 s03q15 s03q17 s03q18 s03q19 s03q20 s03q21).</w:t>
+              <w:t>Incoherence!! Le ménage a depensé .</w:t>
             </w:r>
           </w:p>
         </w:tc>
@@ -904,7 +904,7 @@
                 <w:color w:val="16A34A"/>
                 <w:sz w:val="16"/>
               </w:rPr>
-              <w:t>—</w:t>
+              <w:t>s01q29, s01q31, s04q24, s00q04, s11q21, s09fq03, s09fq011</w:t>
             </w:r>
           </w:p>
         </w:tc>
@@ -935,7 +935,7 @@
                 <w:i w:val="0"/>
                 <w:sz w:val="17"/>
               </w:rPr>
-              <w:t>Incoherence!! Le ménage a depensé .</w:t>
+              <w:t>FCFA dans Frais de connexion au réseau de distribution d'eau mais dit ne pas être connecté à un réseau d'eau courante, prière de corriger cette incoherenceAttention!!! Les ménages vivants dans un(e) Maison Basse à ZIGUINCHOR Urbain ont généralement comme principal matériau de revêtement du sol du logement le/la Ciment/Béton, mais celui du ménage de ADAMA SAGNA (Terre battue/Sable) diffère de celui-ci.</w:t>
             </w:r>
           </w:p>
         </w:tc>
@@ -950,10 +950,10 @@
               <w:rPr>
                 <w:b/>
                 <w:i w:val="0"/>
-                <w:color w:val="DC2626"/>
+                <w:color w:val="EA580C"/>
                 <w:sz w:val="16"/>
               </w:rPr>
-              <w:t>Haute</w:t>
+              <w:t>Moyenne</w:t>
             </w:r>
           </w:p>
         </w:tc>
@@ -968,7 +968,7 @@
                 <w:i w:val="0"/>
                 <w:sz w:val="16"/>
               </w:rPr>
-              <w:t>S11</w:t>
+              <w:t>S00</w:t>
               <w:br/>
             </w:r>
             <w:r>
@@ -978,7 +978,7 @@
                 <w:color w:val="64748B"/>
                 <w:sz w:val="14"/>
               </w:rPr>
-              <w:t>Logement / cadre de vie</w:t>
+              <w:t>Identification</w:t>
             </w:r>
           </w:p>
         </w:tc>
@@ -994,7 +994,7 @@
                 <w:color w:val="16A34A"/>
                 <w:sz w:val="16"/>
               </w:rPr>
-              <w:t>s01q29, s01q31, s04q24, s00q04, s11q21, s09fq03, s09fq011</w:t>
+              <w:t>s00q27</w:t>
             </w:r>
           </w:p>
         </w:tc>
@@ -1025,7 +1025,7 @@
                 <w:i w:val="0"/>
                 <w:sz w:val="17"/>
               </w:rPr>
-              <w:t>FCFA dans Frais de connexion au réseau de distribution d'eau mais dit ne pas être connecté à un réseau d'eau courante, prière de corriger cette incoherenceAttention!!! Les ménages vivants dans un(e) Maison Basse à ZIGUINCHOR Urbain ont généralement comme principal matériau de revêtement du sol du logement le/la Ciment/Béton, mais celui du ménage de ADAMA SAGNA (Terre battue/Sable) diffère de celui-ci.</w:t>
+              <w:t>Le questionnaire semble ne pas être complètement fini mais le questionnaire est en statut complet, prière de compléter le questionnaire.</w:t>
             </w:r>
           </w:p>
         </w:tc>
@@ -1084,7 +1084,7 @@
                 <w:color w:val="16A34A"/>
                 <w:sz w:val="16"/>
               </w:rPr>
-              <w:t>s00q27</w:t>
+              <w:t>—</w:t>
             </w:r>
           </w:p>
         </w:tc>
@@ -1115,7 +1115,7 @@
                 <w:i w:val="0"/>
                 <w:sz w:val="17"/>
               </w:rPr>
-              <w:t>Le questionnaire semble ne pas être complètement fini mais le questionnaire est en statut complet, prière de compléter le questionnaire.</w:t>
+              <w:t>Il est obligatoire de prendre les coordonnées Gps avant d'administrer le questionnaire.</w:t>
             </w:r>
           </w:p>
         </w:tc>
@@ -1205,7 +1205,7 @@
                 <w:i w:val="0"/>
                 <w:sz w:val="17"/>
               </w:rPr>
-              <w:t>Il est obligatoire de prendre les coordonnées Gps avant d'administrer le questionnaire.</w:t>
+              <w:t>Prière de prendre les coordonnées GPS.</w:t>
             </w:r>
           </w:p>
         </w:tc>
@@ -1295,7 +1295,7 @@
                 <w:i w:val="0"/>
                 <w:sz w:val="17"/>
               </w:rPr>
-              <w:t>Prière de prendre les coordonnées GPS.</w:t>
+              <w:t>L'adresse ou la localisation du ménage doit être bien renseignée, ne doit pas contenir des numéros de téléphone et elle semble courte pour être une adresse.</w:t>
             </w:r>
           </w:p>
         </w:tc>
@@ -1354,7 +1354,7 @@
                 <w:color w:val="16A34A"/>
                 <w:sz w:val="16"/>
               </w:rPr>
-              <w:t>—</w:t>
+              <w:t>s00q12a, s00q12b</w:t>
             </w:r>
           </w:p>
         </w:tc>
@@ -1385,7 +1385,7 @@
                 <w:i w:val="0"/>
                 <w:sz w:val="17"/>
               </w:rPr>
-              <w:t>L'adresse ou la localisation du ménage doit être bien renseignée, ne doit pas contenir des numéros de téléphone et elle semble courte pour être une adresse.</w:t>
+              <w:t>Prière de renseigner la bonne adresse.Attention! Veillez bien renseigner le deuxième numero du chef de ménage(0.12b).</w:t>
             </w:r>
           </w:p>
         </w:tc>
@@ -1418,7 +1418,7 @@
                 <w:i w:val="0"/>
                 <w:sz w:val="16"/>
               </w:rPr>
-              <w:t>S00</w:t>
+              <w:t>S02</w:t>
               <w:br/>
             </w:r>
             <w:r>
@@ -1428,7 +1428,7 @@
                 <w:color w:val="64748B"/>
                 <w:sz w:val="14"/>
               </w:rPr>
-              <w:t>Identification</w:t>
+              <w:t>Éducation</w:t>
             </w:r>
           </w:p>
         </w:tc>
@@ -1444,7 +1444,7 @@
                 <w:color w:val="16A34A"/>
                 <w:sz w:val="16"/>
               </w:rPr>
-              <w:t>s00q12a, s00q12b</w:t>
+              <w:t>—</w:t>
             </w:r>
           </w:p>
         </w:tc>
@@ -1475,7 +1475,7 @@
                 <w:i w:val="0"/>
                 <w:sz w:val="17"/>
               </w:rPr>
-              <w:t>Prière de renseigner la bonne adresse.Attention! Veillez bien renseigner le deuxième numero du chef de ménage(0.12b).</w:t>
+              <w:t>Attention!!! le montant payé pour les frais de scolarité ( 10000 FCFA) de MAKHPHOUZ DJIBA  qui fréquente 2ème année de Maternelle semble faible.</w:t>
             </w:r>
           </w:p>
         </w:tc>
@@ -1565,367 +1565,7 @@
                 <w:i w:val="0"/>
                 <w:sz w:val="17"/>
               </w:rPr>
-              <w:t>Attention!!! le montant payé pour les frais de scolarité ( 10000 FCFA) de MAKHPHOUZ DJIBA  qui fréquente 2ème année de Maternelle semble faible.</w:t>
-            </w:r>
-          </w:p>
-        </w:tc>
-      </w:tr>
-      <w:tr>
-        <w:tc>
-          <w:tcPr>
-            <w:tcW w:type="dxa" w:w="964"/>
-          </w:tcPr>
-          <w:p>
-            <w:r>
-              <w:rPr>
-                <w:b/>
-                <w:i w:val="0"/>
-                <w:color w:val="EA580C"/>
-                <w:sz w:val="16"/>
-              </w:rPr>
-              <w:t>Moyenne</w:t>
-            </w:r>
-          </w:p>
-        </w:tc>
-        <w:tc>
-          <w:tcPr>
-            <w:tcW w:type="dxa" w:w="1247"/>
-          </w:tcPr>
-          <w:p>
-            <w:r>
-              <w:rPr>
-                <w:b/>
-                <w:i w:val="0"/>
-                <w:sz w:val="16"/>
-              </w:rPr>
-              <w:t>S02</w:t>
-              <w:br/>
-            </w:r>
-            <w:r>
-              <w:rPr>
-                <w:b w:val="0"/>
-                <w:i w:val="0"/>
-                <w:color w:val="64748B"/>
-                <w:sz w:val="14"/>
-              </w:rPr>
-              <w:t>Éducation</w:t>
-            </w:r>
-          </w:p>
-        </w:tc>
-        <w:tc>
-          <w:tcPr>
-            <w:tcW w:type="dxa" w:w="1531"/>
-          </w:tcPr>
-          <w:p>
-            <w:r>
-              <w:rPr>
-                <w:b/>
-                <w:i w:val="0"/>
-                <w:color w:val="16A34A"/>
-                <w:sz w:val="16"/>
-              </w:rPr>
-              <w:t>—</w:t>
-            </w:r>
-          </w:p>
-        </w:tc>
-        <w:tc>
-          <w:tcPr>
-            <w:tcW w:type="dxa" w:w="1191"/>
-          </w:tcPr>
-          <w:p>
-            <w:r>
-              <w:rPr>
-                <w:b w:val="0"/>
-                <w:i w:val="0"/>
-                <w:color w:val="64748B"/>
-                <w:sz w:val="16"/>
-              </w:rPr>
-              <w:t>GT-CQ</w:t>
-            </w:r>
-          </w:p>
-        </w:tc>
-        <w:tc>
-          <w:tcPr>
-            <w:tcW w:type="dxa" w:w="4706"/>
-          </w:tcPr>
-          <w:p>
-            <w:r>
-              <w:rPr>
-                <w:b w:val="0"/>
-                <w:i w:val="0"/>
-                <w:sz w:val="17"/>
-              </w:rPr>
               <w:t>Veuillez verifier cette information auprès de l'enquêté ou confirmer avec le QG.</w:t>
-            </w:r>
-          </w:p>
-        </w:tc>
-      </w:tr>
-      <w:tr>
-        <w:tc>
-          <w:tcPr>
-            <w:tcW w:type="dxa" w:w="964"/>
-          </w:tcPr>
-          <w:p>
-            <w:r>
-              <w:rPr>
-                <w:b/>
-                <w:i w:val="0"/>
-                <w:color w:val="EA580C"/>
-                <w:sz w:val="16"/>
-              </w:rPr>
-              <w:t>Moyenne</w:t>
-            </w:r>
-          </w:p>
-        </w:tc>
-        <w:tc>
-          <w:tcPr>
-            <w:tcW w:type="dxa" w:w="1247"/>
-          </w:tcPr>
-          <w:p>
-            <w:r>
-              <w:rPr>
-                <w:b/>
-                <w:i w:val="0"/>
-                <w:sz w:val="16"/>
-              </w:rPr>
-              <w:t>S02</w:t>
-              <w:br/>
-            </w:r>
-            <w:r>
-              <w:rPr>
-                <w:b w:val="0"/>
-                <w:i w:val="0"/>
-                <w:color w:val="64748B"/>
-                <w:sz w:val="14"/>
-              </w:rPr>
-              <w:t>Éducation</w:t>
-            </w:r>
-          </w:p>
-        </w:tc>
-        <w:tc>
-          <w:tcPr>
-            <w:tcW w:type="dxa" w:w="1531"/>
-          </w:tcPr>
-          <w:p>
-            <w:r>
-              <w:rPr>
-                <w:b/>
-                <w:i w:val="0"/>
-                <w:color w:val="16A34A"/>
-                <w:sz w:val="16"/>
-              </w:rPr>
-              <w:t>—</w:t>
-            </w:r>
-          </w:p>
-        </w:tc>
-        <w:tc>
-          <w:tcPr>
-            <w:tcW w:type="dxa" w:w="1191"/>
-          </w:tcPr>
-          <w:p>
-            <w:r>
-              <w:rPr>
-                <w:b w:val="0"/>
-                <w:i w:val="0"/>
-                <w:color w:val="64748B"/>
-                <w:sz w:val="16"/>
-              </w:rPr>
-              <w:t>GT-CQ</w:t>
-            </w:r>
-          </w:p>
-        </w:tc>
-        <w:tc>
-          <w:tcPr>
-            <w:tcW w:type="dxa" w:w="4706"/>
-          </w:tcPr>
-          <w:p>
-            <w:r>
-              <w:rPr>
-                <w:b w:val="0"/>
-                <w:i w:val="0"/>
-                <w:sz w:val="17"/>
-              </w:rPr>
-              <w:t>veuillez, s'il vous plait, confirmer les frais de scolarité ( 1000 FCFA) payée de FATOUMATA DIATTA avec le QG ou apporter les corrections nécessaires.</w:t>
-            </w:r>
-          </w:p>
-        </w:tc>
-      </w:tr>
-      <w:tr>
-        <w:tc>
-          <w:tcPr>
-            <w:tcW w:type="dxa" w:w="964"/>
-          </w:tcPr>
-          <w:p>
-            <w:r>
-              <w:rPr>
-                <w:b/>
-                <w:i w:val="0"/>
-                <w:color w:val="EA580C"/>
-                <w:sz w:val="16"/>
-              </w:rPr>
-              <w:t>Moyenne</w:t>
-            </w:r>
-          </w:p>
-        </w:tc>
-        <w:tc>
-          <w:tcPr>
-            <w:tcW w:type="dxa" w:w="1247"/>
-          </w:tcPr>
-          <w:p>
-            <w:r>
-              <w:rPr>
-                <w:b/>
-                <w:i w:val="0"/>
-                <w:sz w:val="16"/>
-              </w:rPr>
-              <w:t>S02</w:t>
-              <w:br/>
-            </w:r>
-            <w:r>
-              <w:rPr>
-                <w:b w:val="0"/>
-                <w:i w:val="0"/>
-                <w:color w:val="64748B"/>
-                <w:sz w:val="14"/>
-              </w:rPr>
-              <w:t>Éducation</w:t>
-            </w:r>
-          </w:p>
-        </w:tc>
-        <w:tc>
-          <w:tcPr>
-            <w:tcW w:type="dxa" w:w="1531"/>
-          </w:tcPr>
-          <w:p>
-            <w:r>
-              <w:rPr>
-                <w:b/>
-                <w:i w:val="0"/>
-                <w:color w:val="16A34A"/>
-                <w:sz w:val="16"/>
-              </w:rPr>
-              <w:t>—</w:t>
-            </w:r>
-          </w:p>
-        </w:tc>
-        <w:tc>
-          <w:tcPr>
-            <w:tcW w:type="dxa" w:w="1191"/>
-          </w:tcPr>
-          <w:p>
-            <w:r>
-              <w:rPr>
-                <w:b w:val="0"/>
-                <w:i w:val="0"/>
-                <w:color w:val="64748B"/>
-                <w:sz w:val="16"/>
-              </w:rPr>
-              <w:t>GT-CQ</w:t>
-            </w:r>
-          </w:p>
-        </w:tc>
-        <w:tc>
-          <w:tcPr>
-            <w:tcW w:type="dxa" w:w="4706"/>
-          </w:tcPr>
-          <w:p>
-            <w:r>
-              <w:rPr>
-                <w:b w:val="0"/>
-                <w:i w:val="0"/>
-                <w:sz w:val="17"/>
-              </w:rPr>
-              <w:t>veuillez, s'il vous plait, confirmer les frais de scolarité ( 1000 FCFA) payée de MARIETOU DIATTA avec le QG ou apporter les corrections nécessaires.</w:t>
-            </w:r>
-          </w:p>
-        </w:tc>
-      </w:tr>
-      <w:tr>
-        <w:tc>
-          <w:tcPr>
-            <w:tcW w:type="dxa" w:w="964"/>
-          </w:tcPr>
-          <w:p>
-            <w:r>
-              <w:rPr>
-                <w:b/>
-                <w:i w:val="0"/>
-                <w:color w:val="EA580C"/>
-                <w:sz w:val="16"/>
-              </w:rPr>
-              <w:t>Moyenne</w:t>
-            </w:r>
-          </w:p>
-        </w:tc>
-        <w:tc>
-          <w:tcPr>
-            <w:tcW w:type="dxa" w:w="1247"/>
-          </w:tcPr>
-          <w:p>
-            <w:r>
-              <w:rPr>
-                <w:b/>
-                <w:i w:val="0"/>
-                <w:sz w:val="16"/>
-              </w:rPr>
-              <w:t>S02</w:t>
-              <w:br/>
-            </w:r>
-            <w:r>
-              <w:rPr>
-                <w:b w:val="0"/>
-                <w:i w:val="0"/>
-                <w:color w:val="64748B"/>
-                <w:sz w:val="14"/>
-              </w:rPr>
-              <w:t>Éducation</w:t>
-            </w:r>
-          </w:p>
-        </w:tc>
-        <w:tc>
-          <w:tcPr>
-            <w:tcW w:type="dxa" w:w="1531"/>
-          </w:tcPr>
-          <w:p>
-            <w:r>
-              <w:rPr>
-                <w:b/>
-                <w:i w:val="0"/>
-                <w:color w:val="16A34A"/>
-                <w:sz w:val="16"/>
-              </w:rPr>
-              <w:t>—</w:t>
-            </w:r>
-          </w:p>
-        </w:tc>
-        <w:tc>
-          <w:tcPr>
-            <w:tcW w:type="dxa" w:w="1191"/>
-          </w:tcPr>
-          <w:p>
-            <w:r>
-              <w:rPr>
-                <w:b w:val="0"/>
-                <w:i w:val="0"/>
-                <w:color w:val="64748B"/>
-                <w:sz w:val="16"/>
-              </w:rPr>
-              <w:t>GT-CQ</w:t>
-            </w:r>
-          </w:p>
-        </w:tc>
-        <w:tc>
-          <w:tcPr>
-            <w:tcW w:type="dxa" w:w="4706"/>
-          </w:tcPr>
-          <w:p>
-            <w:r>
-              <w:rPr>
-                <w:b w:val="0"/>
-                <w:i w:val="0"/>
-                <w:sz w:val="17"/>
-              </w:rPr>
-              <w:t>veuillez, s'il vous plait, confirmer les frais de scolarité ( 6000 FCFA) payée de FATOU DIATTA avec le QG ou apporter les corrections nécessaires.</w:t>
             </w:r>
           </w:p>
         </w:tc>
